--- a/AI短视频项目/交付/2026-09-27_V1.0/国庆六条视频完整脚本_V1.0.docx
+++ b/AI短视频项目/交付/2026-09-27_V1.0/国庆六条视频完整脚本_V1.0.docx
@@ -6233,7 +6233,7 @@
           <w:color w:val="000000"/>
           <w:sz w:val="20"/>
         </w:rPr>
-        <w:t xml:space="preserve">  C01黑短发旧炭青外套姜黄包带；C02全黑肥猫金色虹膜；C04藏蓝西装经理；C05灰杏卫衣低马尾；C06酒红开衫灰裙；C07棕马甲钥匙串。参考图锁定五官、服装、包带方向和猫体型。</w:t>
+        <w:t xml:space="preserve">  C01黑色长卷发白色短吊带军绿工装裤黑色厚底靴；C02全黑肥猫金色虹膜；C04藏蓝西装经理；C05灰杏卫衣低马尾；C06酒红开衫灰裙；C07棕马甲钥匙串。参考图锁定五官、服装、配饰位置和猫体型。</w:t>
       </w:r>
     </w:p>
     <w:tbl>
